--- a/VOLUME-OF-THE-BOOK-THE-PATH-OF-LIFE.docx
+++ b/VOLUME-OF-THE-BOOK-THE-PATH-OF-LIFE.docx
@@ -12,8 +12,6 @@
           <w:lang w:eastAsia="en-US"/>
         </w:rPr>
       </w:pPr>
-      <w:bookmarkStart w:id="0" w:name="_GoBack"/>
-      <w:bookmarkEnd w:id="0"/>
       <w:r>
         <w:rPr>
           <w:rFonts w:ascii="Palatino Linotype" w:hAnsi="Palatino Linotype" w:cstheme="minorHAnsi"/>
@@ -439,6 +437,7 @@
     </w:p>
     <w:p>
       <w:pPr>
+        <w:spacing w:line="480" w:lineRule="auto"/>
         <w:rPr>
           <w:rFonts w:ascii="Palatino Linotype" w:hAnsi="Palatino Linotype" w:cstheme="minorHAnsi"/>
           <w:color w:val="000000"/>
@@ -481,7 +480,7 @@
             <w:sz w:val="28"/>
             <w:szCs w:val="24"/>
           </w:rPr>
-          <w:t>Facebook @The</w:t>
+          <w:t>Faceb</w:t>
         </w:r>
         <w:r>
           <w:rPr>
@@ -490,7 +489,7 @@
             <w:sz w:val="28"/>
             <w:szCs w:val="24"/>
           </w:rPr>
-          <w:t xml:space="preserve"> </w:t>
+          <w:t>o</w:t>
         </w:r>
         <w:r>
           <w:rPr>
@@ -499,7 +498,7 @@
             <w:sz w:val="28"/>
             <w:szCs w:val="24"/>
           </w:rPr>
-          <w:t xml:space="preserve">Might </w:t>
+          <w:t>o</w:t>
         </w:r>
         <w:r>
           <w:rPr>
@@ -508,7 +507,7 @@
             <w:sz w:val="28"/>
             <w:szCs w:val="24"/>
           </w:rPr>
-          <w:t>Zion</w:t>
+          <w:t>k@</w:t>
         </w:r>
         <w:r>
           <w:rPr>
@@ -517,7 +516,7 @@
             <w:sz w:val="28"/>
             <w:szCs w:val="24"/>
           </w:rPr>
-          <w:t xml:space="preserve"> </w:t>
+          <w:t>T</w:t>
         </w:r>
         <w:r>
           <w:rPr>
@@ -526,17 +525,25 @@
             <w:sz w:val="28"/>
             <w:szCs w:val="24"/>
           </w:rPr>
-          <w:t>TV</w:t>
+          <w:t>hezionmight</w:t>
         </w:r>
       </w:hyperlink>
       <w:r>
         <w:rPr>
           <w:rFonts w:ascii="Palatino Linotype" w:hAnsi="Palatino Linotype" w:cstheme="minorHAnsi"/>
-          <w:color w:val="000000"/>
           <w:sz w:val="28"/>
           <w:szCs w:val="24"/>
         </w:rPr>
-        <w:t xml:space="preserve"> /</w:t>
+        <w:t xml:space="preserve"> </w:t>
+      </w:r>
+      <w:r>
+        <w:rPr>
+          <w:rFonts w:ascii="Palatino Linotype" w:hAnsi="Palatino Linotype" w:cstheme="minorHAnsi"/>
+          <w:color w:val="000000"/>
+          <w:sz w:val="28"/>
+          <w:szCs w:val="24"/>
+        </w:rPr>
+        <w:t>/</w:t>
       </w:r>
       <w:r>
         <w:rPr>
@@ -555,7 +562,25 @@
             <w:sz w:val="28"/>
             <w:szCs w:val="24"/>
           </w:rPr>
-          <w:t>YouTube @SowTalkNation</w:t>
+          <w:t>Yo</w:t>
+        </w:r>
+        <w:r>
+          <w:rPr>
+            <w:rStyle w:val="Hyperlink"/>
+            <w:rFonts w:ascii="Palatino Linotype" w:hAnsi="Palatino Linotype" w:cstheme="minorHAnsi"/>
+            <w:sz w:val="28"/>
+            <w:szCs w:val="24"/>
+          </w:rPr>
+          <w:t>u</w:t>
+        </w:r>
+        <w:r>
+          <w:rPr>
+            <w:rStyle w:val="Hyperlink"/>
+            <w:rFonts w:ascii="Palatino Linotype" w:hAnsi="Palatino Linotype" w:cstheme="minorHAnsi"/>
+            <w:sz w:val="28"/>
+            <w:szCs w:val="24"/>
+          </w:rPr>
+          <w:t>Tube @SowTalkNation</w:t>
         </w:r>
       </w:hyperlink>
       <w:r>
@@ -31806,9 +31831,9 @@
         </w:rPr>
         <w:drawing>
           <wp:inline distT="0" distB="0" distL="0" distR="0">
-            <wp:extent cx="7216346" cy="7760043"/>
-            <wp:effectExtent l="0" t="0" r="3810" b="0"/>
-            <wp:docPr id="3" name="Picture 3"/>
+            <wp:extent cx="7246500" cy="8120743"/>
+            <wp:effectExtent l="0" t="0" r="0" b="0"/>
+            <wp:docPr id="4" name="Picture 4"/>
             <wp:cNvGraphicFramePr>
               <a:graphicFrameLocks xmlns:a="http://schemas.openxmlformats.org/drawingml/2006/main" noChangeAspect="1"/>
             </wp:cNvGraphicFramePr>
@@ -31816,7 +31841,7 @@
               <a:graphicData uri="http://schemas.openxmlformats.org/drawingml/2006/picture">
                 <pic:pic xmlns:pic="http://schemas.openxmlformats.org/drawingml/2006/picture">
                   <pic:nvPicPr>
-                    <pic:cNvPr id="0" name="Picsart_26-08-27_11-30-21-268 (1).jpg"/>
+                    <pic:cNvPr id="0" name="Picsart_26-09-11_13-10-18-002.jpg"/>
                     <pic:cNvPicPr/>
                   </pic:nvPicPr>
                   <pic:blipFill>
@@ -31834,7 +31859,7 @@
                   <pic:spPr>
                     <a:xfrm>
                       <a:off x="0" y="0"/>
-                      <a:ext cx="7216346" cy="7760043"/>
+                      <a:ext cx="7249886" cy="8124537"/>
                     </a:xfrm>
                     <a:prstGeom prst="rect">
                       <a:avLst/>
@@ -31846,6 +31871,8 @@
           </wp:inline>
         </w:drawing>
       </w:r>
+      <w:bookmarkStart w:id="0" w:name="_GoBack"/>
+      <w:bookmarkEnd w:id="0"/>
     </w:p>
     <w:sectPr>
       <w:headerReference w:type="default" r:id="rId14"/>
@@ -35557,7 +35584,7 @@
 </file>
 
 <file path=customXml/itemProps1.xml><?xml version="1.0" encoding="utf-8"?>
-<ds:datastoreItem xmlns:ds="http://schemas.openxmlformats.org/officeDocument/2006/customXml" ds:itemID="{9DC6563A-5E1F-46FC-8B9C-1E474049639A}">
+<ds:datastoreItem xmlns:ds="http://schemas.openxmlformats.org/officeDocument/2006/customXml" ds:itemID="{69241B16-A2C7-4D7B-92DB-318FEB0D82A2}">
   <ds:schemaRefs>
     <ds:schemaRef ds:uri="http://schemas.openxmlformats.org/officeDocument/2006/bibliography"/>
   </ds:schemaRefs>

--- a/VOLUME-OF-THE-BOOK-THE-PATH-OF-LIFE.docx
+++ b/VOLUME-OF-THE-BOOK-THE-PATH-OF-LIFE.docx
@@ -12,6 +12,8 @@
           <w:lang w:eastAsia="en-US"/>
         </w:rPr>
       </w:pPr>
+      <w:bookmarkStart w:id="0" w:name="_GoBack"/>
+      <w:bookmarkEnd w:id="0"/>
       <w:r>
         <w:rPr>
           <w:rFonts w:ascii="Palatino Linotype" w:hAnsi="Palatino Linotype" w:cstheme="minorHAnsi"/>
@@ -437,7 +439,6 @@
     </w:p>
     <w:p>
       <w:pPr>
-        <w:spacing w:line="480" w:lineRule="auto"/>
         <w:rPr>
           <w:rFonts w:ascii="Palatino Linotype" w:hAnsi="Palatino Linotype" w:cstheme="minorHAnsi"/>
           <w:color w:val="000000"/>
@@ -480,7 +481,7 @@
             <w:sz w:val="28"/>
             <w:szCs w:val="24"/>
           </w:rPr>
-          <w:t>Faceb</w:t>
+          <w:t>Facebook @The</w:t>
         </w:r>
         <w:r>
           <w:rPr>
@@ -489,7 +490,7 @@
             <w:sz w:val="28"/>
             <w:szCs w:val="24"/>
           </w:rPr>
-          <w:t>o</w:t>
+          <w:t xml:space="preserve"> </w:t>
         </w:r>
         <w:r>
           <w:rPr>
@@ -498,7 +499,7 @@
             <w:sz w:val="28"/>
             <w:szCs w:val="24"/>
           </w:rPr>
-          <w:t>o</w:t>
+          <w:t xml:space="preserve">Might </w:t>
         </w:r>
         <w:r>
           <w:rPr>
@@ -507,7 +508,7 @@
             <w:sz w:val="28"/>
             <w:szCs w:val="24"/>
           </w:rPr>
-          <w:t>k@</w:t>
+          <w:t>Zion</w:t>
         </w:r>
         <w:r>
           <w:rPr>
@@ -516,7 +517,7 @@
             <w:sz w:val="28"/>
             <w:szCs w:val="24"/>
           </w:rPr>
-          <w:t>T</w:t>
+          <w:t xml:space="preserve"> </w:t>
         </w:r>
         <w:r>
           <w:rPr>
@@ -525,25 +526,17 @@
             <w:sz w:val="28"/>
             <w:szCs w:val="24"/>
           </w:rPr>
-          <w:t>hezionmight</w:t>
+          <w:t>TV</w:t>
         </w:r>
       </w:hyperlink>
       <w:r>
         <w:rPr>
           <w:rFonts w:ascii="Palatino Linotype" w:hAnsi="Palatino Linotype" w:cstheme="minorHAnsi"/>
+          <w:color w:val="000000"/>
           <w:sz w:val="28"/>
           <w:szCs w:val="24"/>
         </w:rPr>
-        <w:t xml:space="preserve"> </w:t>
-      </w:r>
-      <w:r>
-        <w:rPr>
-          <w:rFonts w:ascii="Palatino Linotype" w:hAnsi="Palatino Linotype" w:cstheme="minorHAnsi"/>
-          <w:color w:val="000000"/>
-          <w:sz w:val="28"/>
-          <w:szCs w:val="24"/>
-        </w:rPr>
-        <w:t>/</w:t>
+        <w:t xml:space="preserve"> /</w:t>
       </w:r>
       <w:r>
         <w:rPr>
@@ -562,25 +555,7 @@
             <w:sz w:val="28"/>
             <w:szCs w:val="24"/>
           </w:rPr>
-          <w:t>Yo</w:t>
-        </w:r>
-        <w:r>
-          <w:rPr>
-            <w:rStyle w:val="Hyperlink"/>
-            <w:rFonts w:ascii="Palatino Linotype" w:hAnsi="Palatino Linotype" w:cstheme="minorHAnsi"/>
-            <w:sz w:val="28"/>
-            <w:szCs w:val="24"/>
-          </w:rPr>
-          <w:t>u</w:t>
-        </w:r>
-        <w:r>
-          <w:rPr>
-            <w:rStyle w:val="Hyperlink"/>
-            <w:rFonts w:ascii="Palatino Linotype" w:hAnsi="Palatino Linotype" w:cstheme="minorHAnsi"/>
-            <w:sz w:val="28"/>
-            <w:szCs w:val="24"/>
-          </w:rPr>
-          <w:t>Tube @SowTalkNation</w:t>
+          <w:t>YouTube @SowTalkNation</w:t>
         </w:r>
       </w:hyperlink>
       <w:r>
@@ -31831,9 +31806,9 @@
         </w:rPr>
         <w:drawing>
           <wp:inline distT="0" distB="0" distL="0" distR="0">
-            <wp:extent cx="7246500" cy="8120743"/>
-            <wp:effectExtent l="0" t="0" r="0" b="0"/>
-            <wp:docPr id="4" name="Picture 4"/>
+            <wp:extent cx="7216346" cy="7760043"/>
+            <wp:effectExtent l="0" t="0" r="3810" b="0"/>
+            <wp:docPr id="3" name="Picture 3"/>
             <wp:cNvGraphicFramePr>
               <a:graphicFrameLocks xmlns:a="http://schemas.openxmlformats.org/drawingml/2006/main" noChangeAspect="1"/>
             </wp:cNvGraphicFramePr>
@@ -31841,7 +31816,7 @@
               <a:graphicData uri="http://schemas.openxmlformats.org/drawingml/2006/picture">
                 <pic:pic xmlns:pic="http://schemas.openxmlformats.org/drawingml/2006/picture">
                   <pic:nvPicPr>
-                    <pic:cNvPr id="0" name="Picsart_26-09-11_13-10-18-002.jpg"/>
+                    <pic:cNvPr id="0" name="Picsart_26-08-27_11-30-21-268 (1).jpg"/>
                     <pic:cNvPicPr/>
                   </pic:nvPicPr>
                   <pic:blipFill>
@@ -31859,7 +31834,7 @@
                   <pic:spPr>
                     <a:xfrm>
                       <a:off x="0" y="0"/>
-                      <a:ext cx="7249886" cy="8124537"/>
+                      <a:ext cx="7216346" cy="7760043"/>
                     </a:xfrm>
                     <a:prstGeom prst="rect">
                       <a:avLst/>
@@ -31871,8 +31846,6 @@
           </wp:inline>
         </w:drawing>
       </w:r>
-      <w:bookmarkStart w:id="0" w:name="_GoBack"/>
-      <w:bookmarkEnd w:id="0"/>
     </w:p>
     <w:sectPr>
       <w:headerReference w:type="default" r:id="rId14"/>
@@ -35584,7 +35557,7 @@
 </file>
 
 <file path=customXml/itemProps1.xml><?xml version="1.0" encoding="utf-8"?>
-<ds:datastoreItem xmlns:ds="http://schemas.openxmlformats.org/officeDocument/2006/customXml" ds:itemID="{69241B16-A2C7-4D7B-92DB-318FEB0D82A2}">
+<ds:datastoreItem xmlns:ds="http://schemas.openxmlformats.org/officeDocument/2006/customXml" ds:itemID="{9DC6563A-5E1F-46FC-8B9C-1E474049639A}">
   <ds:schemaRefs>
     <ds:schemaRef ds:uri="http://schemas.openxmlformats.org/officeDocument/2006/bibliography"/>
   </ds:schemaRefs>
